--- a/원격백업_사용자매뉴얼.docx
+++ b/원격백업_사용자매뉴얼.docx
@@ -1203,6 +1203,18 @@
           <w:sz w:val="21"/>
         </w:rPr>
         <w:t>디스크: 방식 A 는 송신측에 백업 크기만큼 스풀 공간 필요. 방식 B 는 거의 불필요.</w:t>
+      </w:r>
+    </w:p>
+    <w:p>
+      <w:pPr>
+        <w:pStyle w:val="ListBullet"/>
+      </w:pPr>
+      <w:r>
+        <w:rPr>
+          <w:rFonts w:ascii="맑은 고딕" w:hAnsi="맑은 고딕" w:eastAsia="맑은 고딕"/>
+          <w:sz w:val="21"/>
+        </w:rPr>
+        <w:t>구버전 gcc(예: 4.8.x)는 C99 가 필요하므로 'gcc -O2 -std=gnu99 -o rbk_listener rbk_listener.c' 처럼 -std=gnu99 를 추가한다(포워더도 동일).</w:t>
       </w:r>
     </w:p>
     <w:p>
@@ -2740,6 +2752,314 @@
     </w:p>
     <w:p>
       <w:pPr>
+        <w:spacing w:before="100"/>
+      </w:pPr>
+      <w:r>
+        <w:rPr>
+          <w:rFonts w:ascii="맑은 고딕" w:hAnsi="맑은 고딕" w:eastAsia="맑은 고딕"/>
+          <w:b/>
+          <w:color w:val="2E5A88"/>
+          <w:sz w:val="23"/>
+        </w:rPr>
+        <w:t>9.1 방식 A 실환경 검증 절차 (백업 서버로 종단 테스트)</w:t>
+      </w:r>
+    </w:p>
+    <w:p>
+      <w:r>
+        <w:rPr>
+          <w:rFonts w:ascii="맑은 고딕" w:hAnsi="맑은 고딕" w:eastAsia="맑은 고딕"/>
+          <w:b w:val="0"/>
+          <w:sz w:val="21"/>
+        </w:rPr>
+        <w:t>방식 A 가 실제 백업 서버로 정상 동작하는지 종단 확인하는 절차. 예시는 백업 서버 192.168.7.39, 포트 9099, 스크래치 DB 사용.</w:t>
+      </w:r>
+    </w:p>
+    <w:p>
+      <w:pPr>
+        <w:spacing w:before="80" w:after="20"/>
+      </w:pPr>
+      <w:r>
+        <w:rPr>
+          <w:rFonts w:ascii="맑은 고딕" w:hAnsi="맑은 고딕" w:eastAsia="맑은 고딕"/>
+          <w:b/>
+          <w:color w:val="1F4E79"/>
+          <w:sz w:val="22"/>
+        </w:rPr>
+        <w:t>1단계. 백업 서버에 리스너 빌드 + 실행</w:t>
+      </w:r>
+    </w:p>
+    <w:p>
+      <w:pPr>
+        <w:spacing w:after="0" w:before="0"/>
+        <w:ind w:left="288"/>
+        <w:shd w:val="clear" w:fill="F2F2F2"/>
+      </w:pPr>
+      <w:r>
+        <w:rPr>
+          <w:sz w:val="18"/>
+          <w:rFonts w:ascii="Consolas" w:hAnsi="Consolas"/>
+        </w:rPr>
+        <w:t>scp rbk_listener.c root@192.168.7.39:/root/db_backup/</w:t>
+      </w:r>
+    </w:p>
+    <w:p>
+      <w:pPr>
+        <w:spacing w:after="0" w:before="0"/>
+        <w:ind w:left="288"/>
+        <w:shd w:val="clear" w:fill="F2F2F2"/>
+      </w:pPr>
+      <w:r>
+        <w:rPr>
+          <w:sz w:val="18"/>
+          <w:rFonts w:ascii="Consolas" w:hAnsi="Consolas"/>
+        </w:rPr>
+        <w:t>ssh root@192.168.7.39 "cd /root/db_backup &amp;&amp; gcc -O2 -std=gnu99 -o rbk_listener rbk_listener.c"</w:t>
+      </w:r>
+    </w:p>
+    <w:p>
+      <w:pPr>
+        <w:spacing w:after="0" w:before="0"/>
+        <w:ind w:left="288"/>
+        <w:shd w:val="clear" w:fill="F2F2F2"/>
+      </w:pPr>
+      <w:r>
+        <w:rPr>
+          <w:sz w:val="18"/>
+          <w:rFonts w:ascii="Consolas" w:hAnsi="Consolas"/>
+        </w:rPr>
+        <w:t># 수신 파일명은 &lt;DB&gt;_bk0v000 로 지정(복원 편의)</w:t>
+      </w:r>
+    </w:p>
+    <w:p>
+      <w:pPr>
+        <w:spacing w:after="0" w:before="0"/>
+        <w:ind w:left="288"/>
+        <w:shd w:val="clear" w:fill="F2F2F2"/>
+      </w:pPr>
+      <w:r>
+        <w:rPr>
+          <w:sz w:val="18"/>
+          <w:rFonts w:ascii="Consolas" w:hAnsi="Consolas"/>
+        </w:rPr>
+        <w:t>ssh root@192.168.7.39 "nohup /root/db_backup/rbk_listener 9099 /root/db_backup/&lt;DB&gt;_bk0v000 /root/db_backup/rbk.log &gt;/dev/null 2&gt;&amp;1 &amp;"</w:t>
+      </w:r>
+    </w:p>
+    <w:p>
+      <w:pPr>
+        <w:spacing w:before="80" w:after="20"/>
+      </w:pPr>
+      <w:r>
+        <w:rPr>
+          <w:rFonts w:ascii="맑은 고딕" w:hAnsi="맑은 고딕" w:eastAsia="맑은 고딕"/>
+          <w:b/>
+          <w:color w:val="1F4E79"/>
+          <w:sz w:val="22"/>
+        </w:rPr>
+        <w:t>2단계. 포트 도달 확인</w:t>
+      </w:r>
+    </w:p>
+    <w:p>
+      <w:pPr>
+        <w:spacing w:after="0" w:before="0"/>
+        <w:ind w:left="288"/>
+        <w:shd w:val="clear" w:fill="F2F2F2"/>
+      </w:pPr>
+      <w:r>
+        <w:rPr>
+          <w:sz w:val="18"/>
+          <w:rFonts w:ascii="Consolas" w:hAnsi="Consolas"/>
+        </w:rPr>
+        <w:t>(cat &lt; /dev/null &gt; /dev/tcp/192.168.7.39/9099) &amp;&amp; echo REACHABLE || echo UNREACHABLE</w:t>
+      </w:r>
+    </w:p>
+    <w:p>
+      <w:pPr>
+        <w:spacing w:after="0" w:before="0"/>
+        <w:ind w:left="288"/>
+        <w:shd w:val="clear" w:fill="F2F2F2"/>
+      </w:pPr>
+      <w:r>
+        <w:rPr>
+          <w:sz w:val="18"/>
+          <w:rFonts w:ascii="Consolas" w:hAnsi="Consolas"/>
+        </w:rPr>
+        <w:t># 참고: connection refused=리스너 미기동(도달은 됨), timeout=방화벽 차단</w:t>
+      </w:r>
+    </w:p>
+    <w:p>
+      <w:pPr>
+        <w:spacing w:before="80" w:after="20"/>
+      </w:pPr>
+      <w:r>
+        <w:rPr>
+          <w:rFonts w:ascii="맑은 고딕" w:hAnsi="맑은 고딕" w:eastAsia="맑은 고딕"/>
+          <w:b/>
+          <w:color w:val="1F4E79"/>
+          <w:sz w:val="22"/>
+        </w:rPr>
+        <w:t>3단계. DB 서버에서 방식 A 실행</w:t>
+      </w:r>
+    </w:p>
+    <w:p>
+      <w:pPr>
+        <w:spacing w:after="0" w:before="0"/>
+        <w:ind w:left="288"/>
+        <w:shd w:val="clear" w:fill="F2F2F2"/>
+      </w:pPr>
+      <w:r>
+        <w:rPr>
+          <w:sz w:val="18"/>
+          <w:rFonts w:ascii="Consolas" w:hAnsi="Consolas"/>
+        </w:rPr>
+        <w:t>REMOTE_IP=192.168.7.39 REMOTE_PORT=9099 DB=&lt;DB&gt; LEVEL=0 TIMEOUT=60 \</w:t>
+      </w:r>
+    </w:p>
+    <w:p>
+      <w:pPr>
+        <w:spacing w:after="0" w:before="0"/>
+        <w:ind w:left="288"/>
+        <w:shd w:val="clear" w:fill="F2F2F2"/>
+      </w:pPr>
+      <w:r>
+        <w:rPr>
+          <w:sz w:val="18"/>
+          <w:rFonts w:ascii="Consolas" w:hAnsi="Consolas"/>
+        </w:rPr>
+        <w:t xml:space="preserve">  bash remote_backupdb.sh   # rc=0 이면 전송 성공</w:t>
+      </w:r>
+    </w:p>
+    <w:p>
+      <w:pPr>
+        <w:spacing w:before="80" w:after="20"/>
+      </w:pPr>
+      <w:r>
+        <w:rPr>
+          <w:rFonts w:ascii="맑은 고딕" w:hAnsi="맑은 고딕" w:eastAsia="맑은 고딕"/>
+          <w:b/>
+          <w:color w:val="1F4E79"/>
+          <w:sz w:val="22"/>
+        </w:rPr>
+        <w:t>4단계. 검증 - 백업본을 받아 격리 복원 + checkdb (운영 DB 미변경)</w:t>
+      </w:r>
+    </w:p>
+    <w:p>
+      <w:pPr>
+        <w:spacing w:after="0" w:before="0"/>
+        <w:ind w:left="288"/>
+        <w:shd w:val="clear" w:fill="F2F2F2"/>
+      </w:pPr>
+      <w:r>
+        <w:rPr>
+          <w:sz w:val="18"/>
+          <w:rFonts w:ascii="Consolas" w:hAnsi="Consolas"/>
+        </w:rPr>
+        <w:t>mkdir -p ./fetch</w:t>
+      </w:r>
+    </w:p>
+    <w:p>
+      <w:pPr>
+        <w:spacing w:after="0" w:before="0"/>
+        <w:ind w:left="288"/>
+        <w:shd w:val="clear" w:fill="F2F2F2"/>
+      </w:pPr>
+      <w:r>
+        <w:rPr>
+          <w:sz w:val="18"/>
+          <w:rFonts w:ascii="Consolas" w:hAnsi="Consolas"/>
+        </w:rPr>
+        <w:t>scp root@192.168.7.39:/root/db_backup/&lt;DB&gt;_bk0v000 ./fetch/</w:t>
+      </w:r>
+    </w:p>
+    <w:p>
+      <w:pPr>
+        <w:spacing w:after="0" w:before="0"/>
+        <w:ind w:left="288"/>
+        <w:shd w:val="clear" w:fill="F2F2F2"/>
+      </w:pPr>
+      <w:r>
+        <w:rPr>
+          <w:sz w:val="18"/>
+          <w:rFonts w:ascii="Consolas" w:hAnsi="Consolas"/>
+        </w:rPr>
+        <w:t>ISO=./iso; mkdir -p $ISO/vol</w:t>
+      </w:r>
+    </w:p>
+    <w:p>
+      <w:pPr>
+        <w:spacing w:after="0" w:before="0"/>
+        <w:ind w:left="288"/>
+        <w:shd w:val="clear" w:fill="F2F2F2"/>
+      </w:pPr>
+      <w:r>
+        <w:rPr>
+          <w:sz w:val="18"/>
+          <w:rFonts w:ascii="Consolas" w:hAnsi="Consolas"/>
+        </w:rPr>
+        <w:t>printf "%s\t%s/vol\tlocalhost\t%s/vol\tfile:%s/vol/lob\n" &lt;DB&gt; $ISO $ISO $ISO &gt; $ISO/databases.txt</w:t>
+      </w:r>
+    </w:p>
+    <w:p>
+      <w:pPr>
+        <w:spacing w:after="0" w:before="0"/>
+        <w:ind w:left="288"/>
+        <w:shd w:val="clear" w:fill="F2F2F2"/>
+      </w:pPr>
+      <w:r>
+        <w:rPr>
+          <w:sz w:val="18"/>
+          <w:rFonts w:ascii="Consolas" w:hAnsi="Consolas"/>
+        </w:rPr>
+        <w:t>CUBRID_DATABASES=$ISO cubrid restoredb -u -p -B ./fetch &lt;DB&gt;</w:t>
+      </w:r>
+    </w:p>
+    <w:p>
+      <w:pPr>
+        <w:spacing w:after="0" w:before="0"/>
+        <w:ind w:left="288"/>
+        <w:shd w:val="clear" w:fill="F2F2F2"/>
+      </w:pPr>
+      <w:r>
+        <w:rPr>
+          <w:sz w:val="18"/>
+          <w:rFonts w:ascii="Consolas" w:hAnsi="Consolas"/>
+        </w:rPr>
+        <w:t>CUBRID_DATABASES=$ISO cubrid checkdb --SA-mode &lt;DB&gt;</w:t>
+      </w:r>
+    </w:p>
+    <w:p>
+      <w:r>
+        <w:rPr>
+          <w:rFonts w:ascii="맑은 고딕" w:hAnsi="맑은 고딕" w:eastAsia="맑은 고딕"/>
+          <w:b w:val="0"/>
+          <w:color w:val="595959"/>
+          <w:sz w:val="19"/>
+        </w:rPr>
+        <w:t>또는 자동: METHOD=dir BK_DIR=./fetch DB=&lt;DB&gt; bash realrun_verify.sh</w:t>
+      </w:r>
+    </w:p>
+    <w:p>
+      <w:r>
+        <w:rPr>
+          <w:rFonts w:ascii="맑은 고딕" w:hAnsi="맑은 고딕" w:eastAsia="맑은 고딕"/>
+          <w:b/>
+          <w:sz w:val="21"/>
+        </w:rPr>
+        <w:t>검증 예(2026-07-23): 스크래치 DB(300MB,2500행) -&gt; 192.168.7.39:9099 전송, restoredb rc=0 / checkdb rc=0 / 행수 일치 -&gt; PASS. 운영 서버 무영향.</w:t>
+      </w:r>
+    </w:p>
+    <w:p>
+      <w:r>
+        <w:rPr>
+          <w:rFonts w:ascii="맑은 고딕" w:hAnsi="맑은 고딕" w:eastAsia="맑은 고딕"/>
+          <w:b w:val="0"/>
+          <w:color w:val="595959"/>
+          <w:sz w:val="19"/>
+        </w:rPr>
+        <w:t>주의: 방식 A 는 (1)백업 서버에서 리스너 실행, (2)전송용 TCP 포트 개방, (3)송신측 로컬 스풀 공간(백업 크기만큼)이 필요하다.</w:t>
+      </w:r>
+    </w:p>
+    <w:p>
+      <w:pPr>
         <w:spacing w:before="160"/>
         <w:pBdr>
           <w:bottom w:val="single" w:sz="6" w:space="3" w:color="1F4E79"/>

--- a/원격백업_사용자매뉴얼.docx
+++ b/원격백업_사용자매뉴얼.docx
@@ -1907,6 +1907,726 @@
     <w:p/>
     <w:p>
       <w:pPr>
+        <w:spacing w:before="100"/>
+      </w:pPr>
+      <w:r>
+        <w:rPr>
+          <w:rFonts w:ascii="맑은 고딕" w:hAnsi="맑은 고딕" w:eastAsia="맑은 고딕"/>
+          <w:b/>
+          <w:color w:val="2E5A88"/>
+          <w:sz w:val="23"/>
+        </w:rPr>
+        <w:t>5.4 backupdb 옵션과 전체 예제 (방식 A/B 공통)</w:t>
+      </w:r>
+    </w:p>
+    <w:p>
+      <w:r>
+        <w:rPr>
+          <w:rFonts w:ascii="맑은 고딕" w:hAnsi="맑은 고딕" w:eastAsia="맑은 고딕"/>
+          <w:b w:val="0"/>
+          <w:sz w:val="21"/>
+        </w:rPr>
+        <w:t>파이프 백업은 cubrid backupdb 옵션을 대부분 사용할 수 있다. 방식 A는 -D(FIFO)/-l(LEVEL)을 스크립트가 지정하고 나머지는 CUBRID_BK_OPT 로, 방식 B는 명령에 직접 붙인다.</w:t>
+      </w:r>
+    </w:p>
+    <w:tbl>
+      <w:tblPr>
+        <w:tblStyle w:val="TableGrid"/>
+        <w:tblW w:type="auto" w:w="0"/>
+        <w:jc w:val="center"/>
+        <w:tblLook w:firstColumn="1" w:firstRow="1" w:lastColumn="0" w:lastRow="0" w:noHBand="0" w:noVBand="1" w:val="04A0"/>
+      </w:tblPr>
+      <w:tblGrid>
+        <w:gridCol w:w="2880"/>
+        <w:gridCol w:w="2880"/>
+        <w:gridCol w:w="2880"/>
+      </w:tblGrid>
+      <w:tr>
+        <w:tc>
+          <w:tcPr>
+            <w:tcW w:type="dxa" w:w="2880"/>
+            <w:shd w:val="clear" w:fill="1F4E79"/>
+          </w:tcPr>
+          <w:p>
+            <w:r/>
+            <w:r>
+              <w:rPr>
+                <w:rFonts w:ascii="맑은 고딕" w:hAnsi="맑은 고딕" w:eastAsia="맑은 고딕"/>
+                <w:b/>
+                <w:color w:val="FFFFFF"/>
+                <w:sz w:val="17"/>
+              </w:rPr>
+              <w:t>옵션</w:t>
+            </w:r>
+          </w:p>
+        </w:tc>
+        <w:tc>
+          <w:tcPr>
+            <w:tcW w:type="dxa" w:w="3744"/>
+            <w:shd w:val="clear" w:fill="1F4E79"/>
+          </w:tcPr>
+          <w:p>
+            <w:r/>
+            <w:r>
+              <w:rPr>
+                <w:rFonts w:ascii="맑은 고딕" w:hAnsi="맑은 고딕" w:eastAsia="맑은 고딕"/>
+                <w:b/>
+                <w:color w:val="FFFFFF"/>
+                <w:sz w:val="17"/>
+              </w:rPr>
+              <w:t>의미</w:t>
+            </w:r>
+          </w:p>
+        </w:tc>
+        <w:tc>
+          <w:tcPr>
+            <w:tcW w:type="dxa" w:w="2880"/>
+            <w:shd w:val="clear" w:fill="1F4E79"/>
+          </w:tcPr>
+          <w:p>
+            <w:r/>
+            <w:r>
+              <w:rPr>
+                <w:rFonts w:ascii="맑은 고딕" w:hAnsi="맑은 고딕" w:eastAsia="맑은 고딕"/>
+                <w:b/>
+                <w:color w:val="FFFFFF"/>
+                <w:sz w:val="17"/>
+              </w:rPr>
+              <w:t>파이프 백업</w:t>
+            </w:r>
+          </w:p>
+        </w:tc>
+      </w:tr>
+      <w:tr>
+        <w:tc>
+          <w:tcPr>
+            <w:tcW w:type="dxa" w:w="2880"/>
+          </w:tcPr>
+          <w:p>
+            <w:r/>
+            <w:r>
+              <w:rPr>
+                <w:rFonts w:ascii="맑은 고딕" w:hAnsi="맑은 고딕" w:eastAsia="맑은 고딕"/>
+                <w:sz w:val="17"/>
+              </w:rPr>
+              <w:t>-D, --destination-path</w:t>
+            </w:r>
+          </w:p>
+        </w:tc>
+        <w:tc>
+          <w:tcPr>
+            <w:tcW w:type="dxa" w:w="3744"/>
+          </w:tcPr>
+          <w:p>
+            <w:r/>
+            <w:r>
+              <w:rPr>
+                <w:rFonts w:ascii="맑은 고딕" w:hAnsi="맑은 고딕" w:eastAsia="맑은 고딕"/>
+                <w:sz w:val="17"/>
+              </w:rPr>
+              <w:t>백업 대상 경로</w:t>
+            </w:r>
+          </w:p>
+        </w:tc>
+        <w:tc>
+          <w:tcPr>
+            <w:tcW w:type="dxa" w:w="2880"/>
+          </w:tcPr>
+          <w:p>
+            <w:r/>
+            <w:r>
+              <w:rPr>
+                <w:rFonts w:ascii="맑은 고딕" w:hAnsi="맑은 고딕" w:eastAsia="맑은 고딕"/>
+                <w:sz w:val="17"/>
+              </w:rPr>
+              <w:t>도구가 FIFO로 자동 지정</w:t>
+            </w:r>
+          </w:p>
+        </w:tc>
+      </w:tr>
+      <w:tr>
+        <w:tc>
+          <w:tcPr>
+            <w:tcW w:type="dxa" w:w="2880"/>
+          </w:tcPr>
+          <w:p>
+            <w:r/>
+            <w:r>
+              <w:rPr>
+                <w:rFonts w:ascii="맑은 고딕" w:hAnsi="맑은 고딕" w:eastAsia="맑은 고딕"/>
+                <w:sz w:val="17"/>
+              </w:rPr>
+              <w:t>-l, --level (0/1/2)</w:t>
+            </w:r>
+          </w:p>
+        </w:tc>
+        <w:tc>
+          <w:tcPr>
+            <w:tcW w:type="dxa" w:w="3744"/>
+          </w:tcPr>
+          <w:p>
+            <w:r/>
+            <w:r>
+              <w:rPr>
+                <w:rFonts w:ascii="맑은 고딕" w:hAnsi="맑은 고딕" w:eastAsia="맑은 고딕"/>
+                <w:sz w:val="17"/>
+              </w:rPr>
+              <w:t>백업 레벨(0=full, 1/2=증분)</w:t>
+            </w:r>
+          </w:p>
+        </w:tc>
+        <w:tc>
+          <w:tcPr>
+            <w:tcW w:type="dxa" w:w="2880"/>
+          </w:tcPr>
+          <w:p>
+            <w:r/>
+            <w:r>
+              <w:rPr>
+                <w:rFonts w:ascii="맑은 고딕" w:hAnsi="맑은 고딕" w:eastAsia="맑은 고딕"/>
+                <w:sz w:val="17"/>
+              </w:rPr>
+              <w:t>가능(방식 A는 LEVEL 환경변수)</w:t>
+            </w:r>
+          </w:p>
+        </w:tc>
+      </w:tr>
+      <w:tr>
+        <w:tc>
+          <w:tcPr>
+            <w:tcW w:type="dxa" w:w="2880"/>
+          </w:tcPr>
+          <w:p>
+            <w:r/>
+            <w:r>
+              <w:rPr>
+                <w:rFonts w:ascii="맑은 고딕" w:hAnsi="맑은 고딕" w:eastAsia="맑은 고딕"/>
+                <w:sz w:val="17"/>
+              </w:rPr>
+              <w:t>-C, --CS-mode</w:t>
+            </w:r>
+          </w:p>
+        </w:tc>
+        <w:tc>
+          <w:tcPr>
+            <w:tcW w:type="dxa" w:w="3744"/>
+          </w:tcPr>
+          <w:p>
+            <w:r/>
+            <w:r>
+              <w:rPr>
+                <w:rFonts w:ascii="맑은 고딕" w:hAnsi="맑은 고딕" w:eastAsia="맑은 고딕"/>
+                <w:sz w:val="17"/>
+              </w:rPr>
+              <w:t>온라인(운영 중) 백업</w:t>
+            </w:r>
+          </w:p>
+        </w:tc>
+        <w:tc>
+          <w:tcPr>
+            <w:tcW w:type="dxa" w:w="2880"/>
+          </w:tcPr>
+          <w:p>
+            <w:r/>
+            <w:r>
+              <w:rPr>
+                <w:rFonts w:ascii="맑은 고딕" w:hAnsi="맑은 고딕" w:eastAsia="맑은 고딕"/>
+                <w:sz w:val="17"/>
+              </w:rPr>
+              <w:t>가능(운영 기본/권장)</w:t>
+            </w:r>
+          </w:p>
+        </w:tc>
+      </w:tr>
+      <w:tr>
+        <w:tc>
+          <w:tcPr>
+            <w:tcW w:type="dxa" w:w="2880"/>
+          </w:tcPr>
+          <w:p>
+            <w:r/>
+            <w:r>
+              <w:rPr>
+                <w:rFonts w:ascii="맑은 고딕" w:hAnsi="맑은 고딕" w:eastAsia="맑은 고딕"/>
+                <w:sz w:val="17"/>
+              </w:rPr>
+              <w:t>-S, --SA-mode</w:t>
+            </w:r>
+          </w:p>
+        </w:tc>
+        <w:tc>
+          <w:tcPr>
+            <w:tcW w:type="dxa" w:w="3744"/>
+          </w:tcPr>
+          <w:p>
+            <w:r/>
+            <w:r>
+              <w:rPr>
+                <w:rFonts w:ascii="맑은 고딕" w:hAnsi="맑은 고딕" w:eastAsia="맑은 고딕"/>
+                <w:sz w:val="17"/>
+              </w:rPr>
+              <w:t>오프라인 백업</w:t>
+            </w:r>
+          </w:p>
+        </w:tc>
+        <w:tc>
+          <w:tcPr>
+            <w:tcW w:type="dxa" w:w="2880"/>
+          </w:tcPr>
+          <w:p>
+            <w:r/>
+            <w:r>
+              <w:rPr>
+                <w:rFonts w:ascii="맑은 고딕" w:hAnsi="맑은 고딕" w:eastAsia="맑은 고딕"/>
+                <w:sz w:val="17"/>
+              </w:rPr>
+              <w:t>DB 정지 시에만</w:t>
+            </w:r>
+          </w:p>
+        </w:tc>
+      </w:tr>
+      <w:tr>
+        <w:tc>
+          <w:tcPr>
+            <w:tcW w:type="dxa" w:w="2880"/>
+          </w:tcPr>
+          <w:p>
+            <w:r/>
+            <w:r>
+              <w:rPr>
+                <w:rFonts w:ascii="맑은 고딕" w:hAnsi="맑은 고딕" w:eastAsia="맑은 고딕"/>
+                <w:sz w:val="17"/>
+              </w:rPr>
+              <w:t>--no-check</w:t>
+            </w:r>
+          </w:p>
+        </w:tc>
+        <w:tc>
+          <w:tcPr>
+            <w:tcW w:type="dxa" w:w="3744"/>
+          </w:tcPr>
+          <w:p>
+            <w:r/>
+            <w:r>
+              <w:rPr>
+                <w:rFonts w:ascii="맑은 고딕" w:hAnsi="맑은 고딕" w:eastAsia="맑은 고딕"/>
+                <w:sz w:val="17"/>
+              </w:rPr>
+              <w:t>무결성 검사 생략</w:t>
+            </w:r>
+          </w:p>
+        </w:tc>
+        <w:tc>
+          <w:tcPr>
+            <w:tcW w:type="dxa" w:w="2880"/>
+          </w:tcPr>
+          <w:p>
+            <w:r/>
+            <w:r>
+              <w:rPr>
+                <w:rFonts w:ascii="맑은 고딕" w:hAnsi="맑은 고딕" w:eastAsia="맑은 고딕"/>
+                <w:sz w:val="17"/>
+              </w:rPr>
+              <w:t>가능(기본)</w:t>
+            </w:r>
+          </w:p>
+        </w:tc>
+      </w:tr>
+      <w:tr>
+        <w:tc>
+          <w:tcPr>
+            <w:tcW w:type="dxa" w:w="2880"/>
+          </w:tcPr>
+          <w:p>
+            <w:r/>
+            <w:r>
+              <w:rPr>
+                <w:rFonts w:ascii="맑은 고딕" w:hAnsi="맑은 고딕" w:eastAsia="맑은 고딕"/>
+                <w:sz w:val="17"/>
+              </w:rPr>
+              <w:t>-t, --thread-count</w:t>
+            </w:r>
+          </w:p>
+        </w:tc>
+        <w:tc>
+          <w:tcPr>
+            <w:tcW w:type="dxa" w:w="3744"/>
+          </w:tcPr>
+          <w:p>
+            <w:r/>
+            <w:r>
+              <w:rPr>
+                <w:rFonts w:ascii="맑은 고딕" w:hAnsi="맑은 고딕" w:eastAsia="맑은 고딕"/>
+                <w:sz w:val="17"/>
+              </w:rPr>
+              <w:t>스레드 수(0=auto)</w:t>
+            </w:r>
+          </w:p>
+        </w:tc>
+        <w:tc>
+          <w:tcPr>
+            <w:tcW w:type="dxa" w:w="2880"/>
+          </w:tcPr>
+          <w:p>
+            <w:r/>
+            <w:r>
+              <w:rPr>
+                <w:rFonts w:ascii="맑은 고딕" w:hAnsi="맑은 고딕" w:eastAsia="맑은 고딕"/>
+                <w:sz w:val="17"/>
+              </w:rPr>
+              <w:t>가능</w:t>
+            </w:r>
+          </w:p>
+        </w:tc>
+      </w:tr>
+      <w:tr>
+        <w:tc>
+          <w:tcPr>
+            <w:tcW w:type="dxa" w:w="2880"/>
+          </w:tcPr>
+          <w:p>
+            <w:r/>
+            <w:r>
+              <w:rPr>
+                <w:rFonts w:ascii="맑은 고딕" w:hAnsi="맑은 고딕" w:eastAsia="맑은 고딕"/>
+                <w:sz w:val="17"/>
+              </w:rPr>
+              <w:t>--no-compress</w:t>
+            </w:r>
+          </w:p>
+        </w:tc>
+        <w:tc>
+          <w:tcPr>
+            <w:tcW w:type="dxa" w:w="3744"/>
+          </w:tcPr>
+          <w:p>
+            <w:r/>
+            <w:r>
+              <w:rPr>
+                <w:rFonts w:ascii="맑은 고딕" w:hAnsi="맑은 고딕" w:eastAsia="맑은 고딕"/>
+                <w:sz w:val="17"/>
+              </w:rPr>
+              <w:t>압축 안 함(기본 LZ4)</w:t>
+            </w:r>
+          </w:p>
+        </w:tc>
+        <w:tc>
+          <w:tcPr>
+            <w:tcW w:type="dxa" w:w="2880"/>
+          </w:tcPr>
+          <w:p>
+            <w:r/>
+            <w:r>
+              <w:rPr>
+                <w:rFonts w:ascii="맑은 고딕" w:hAnsi="맑은 고딕" w:eastAsia="맑은 고딕"/>
+                <w:sz w:val="17"/>
+              </w:rPr>
+              <w:t>가능(스트림이 원본 크기로 커짐)</w:t>
+            </w:r>
+          </w:p>
+        </w:tc>
+      </w:tr>
+      <w:tr>
+        <w:tc>
+          <w:tcPr>
+            <w:tcW w:type="dxa" w:w="2880"/>
+          </w:tcPr>
+          <w:p>
+            <w:r/>
+            <w:r>
+              <w:rPr>
+                <w:rFonts w:ascii="맑은 고딕" w:hAnsi="맑은 고딕" w:eastAsia="맑은 고딕"/>
+                <w:sz w:val="17"/>
+              </w:rPr>
+              <w:t>--sleep-msecs=N</w:t>
+            </w:r>
+          </w:p>
+        </w:tc>
+        <w:tc>
+          <w:tcPr>
+            <w:tcW w:type="dxa" w:w="3744"/>
+          </w:tcPr>
+          <w:p>
+            <w:r/>
+            <w:r>
+              <w:rPr>
+                <w:rFonts w:ascii="맑은 고딕" w:hAnsi="맑은 고딕" w:eastAsia="맑은 고딕"/>
+                <w:sz w:val="17"/>
+              </w:rPr>
+              <w:t>1MB 읽기당 N ms 대기(부하 조절)</w:t>
+            </w:r>
+          </w:p>
+        </w:tc>
+        <w:tc>
+          <w:tcPr>
+            <w:tcW w:type="dxa" w:w="2880"/>
+          </w:tcPr>
+          <w:p>
+            <w:r/>
+            <w:r>
+              <w:rPr>
+                <w:rFonts w:ascii="맑은 고딕" w:hAnsi="맑은 고딕" w:eastAsia="맑은 고딕"/>
+                <w:sz w:val="17"/>
+              </w:rPr>
+              <w:t>가능</w:t>
+            </w:r>
+          </w:p>
+        </w:tc>
+      </w:tr>
+      <w:tr>
+        <w:tc>
+          <w:tcPr>
+            <w:tcW w:type="dxa" w:w="2880"/>
+          </w:tcPr>
+          <w:p>
+            <w:r/>
+            <w:r>
+              <w:rPr>
+                <w:rFonts w:ascii="맑은 고딕" w:hAnsi="맑은 고딕" w:eastAsia="맑은 고딕"/>
+                <w:sz w:val="17"/>
+              </w:rPr>
+              <w:t>-r, --remove-archive</w:t>
+            </w:r>
+          </w:p>
+        </w:tc>
+        <w:tc>
+          <w:tcPr>
+            <w:tcW w:type="dxa" w:w="3744"/>
+          </w:tcPr>
+          <w:p>
+            <w:r/>
+            <w:r>
+              <w:rPr>
+                <w:rFonts w:ascii="맑은 고딕" w:hAnsi="맑은 고딕" w:eastAsia="맑은 고딕"/>
+                <w:sz w:val="17"/>
+              </w:rPr>
+              <w:t>불필요 log-archive 삭제</w:t>
+            </w:r>
+          </w:p>
+        </w:tc>
+        <w:tc>
+          <w:tcPr>
+            <w:tcW w:type="dxa" w:w="2880"/>
+          </w:tcPr>
+          <w:p>
+            <w:r/>
+            <w:r>
+              <w:rPr>
+                <w:rFonts w:ascii="맑은 고딕" w:hAnsi="맑은 고딕" w:eastAsia="맑은 고딕"/>
+                <w:sz w:val="17"/>
+              </w:rPr>
+              <w:t>가능(원본 영향, 주의)</w:t>
+            </w:r>
+          </w:p>
+        </w:tc>
+      </w:tr>
+      <w:tr>
+        <w:tc>
+          <w:tcPr>
+            <w:tcW w:type="dxa" w:w="2880"/>
+          </w:tcPr>
+          <w:p>
+            <w:r/>
+            <w:r>
+              <w:rPr>
+                <w:rFonts w:ascii="맑은 고딕" w:hAnsi="맑은 고딕" w:eastAsia="맑은 고딕"/>
+                <w:sz w:val="17"/>
+              </w:rPr>
+              <w:t>-o, --output-file</w:t>
+            </w:r>
+          </w:p>
+        </w:tc>
+        <w:tc>
+          <w:tcPr>
+            <w:tcW w:type="dxa" w:w="3744"/>
+          </w:tcPr>
+          <w:p>
+            <w:r/>
+            <w:r>
+              <w:rPr>
+                <w:rFonts w:ascii="맑은 고딕" w:hAnsi="맑은 고딕" w:eastAsia="맑은 고딕"/>
+                <w:sz w:val="17"/>
+              </w:rPr>
+              <w:t>상세 메시지 파일 출력</w:t>
+            </w:r>
+          </w:p>
+        </w:tc>
+        <w:tc>
+          <w:tcPr>
+            <w:tcW w:type="dxa" w:w="2880"/>
+          </w:tcPr>
+          <w:p>
+            <w:r/>
+            <w:r>
+              <w:rPr>
+                <w:rFonts w:ascii="맑은 고딕" w:hAnsi="맑은 고딕" w:eastAsia="맑은 고딕"/>
+                <w:sz w:val="17"/>
+              </w:rPr>
+              <w:t>가능</w:t>
+            </w:r>
+          </w:p>
+        </w:tc>
+      </w:tr>
+      <w:tr>
+        <w:tc>
+          <w:tcPr>
+            <w:tcW w:type="dxa" w:w="2880"/>
+          </w:tcPr>
+          <w:p>
+            <w:r/>
+            <w:r>
+              <w:rPr>
+                <w:rFonts w:ascii="맑은 고딕" w:hAnsi="맑은 고딕" w:eastAsia="맑은 고딕"/>
+                <w:sz w:val="17"/>
+              </w:rPr>
+              <w:t>-k, --separate-keys</w:t>
+            </w:r>
+          </w:p>
+        </w:tc>
+        <w:tc>
+          <w:tcPr>
+            <w:tcW w:type="dxa" w:w="3744"/>
+          </w:tcPr>
+          <w:p>
+            <w:r/>
+            <w:r>
+              <w:rPr>
+                <w:rFonts w:ascii="맑은 고딕" w:hAnsi="맑은 고딕" w:eastAsia="맑은 고딕"/>
+                <w:sz w:val="17"/>
+              </w:rPr>
+              <w:t>TDE 키 파일(_keys) 분리</w:t>
+            </w:r>
+          </w:p>
+        </w:tc>
+        <w:tc>
+          <w:tcPr>
+            <w:tcW w:type="dxa" w:w="2880"/>
+          </w:tcPr>
+          <w:p>
+            <w:r/>
+            <w:r>
+              <w:rPr>
+                <w:rFonts w:ascii="맑은 고딕" w:hAnsi="맑은 고딕" w:eastAsia="맑은 고딕"/>
+                <w:sz w:val="17"/>
+              </w:rPr>
+              <w:t>TDE 사용 시</w:t>
+            </w:r>
+          </w:p>
+        </w:tc>
+      </w:tr>
+    </w:tbl>
+    <w:p/>
+    <w:p>
+      <w:pPr>
+        <w:spacing w:before="80" w:after="20"/>
+      </w:pPr>
+      <w:r>
+        <w:rPr>
+          <w:rFonts w:ascii="맑은 고딕" w:hAnsi="맑은 고딕" w:eastAsia="맑은 고딕"/>
+          <w:b/>
+          <w:color w:val="1F4E79"/>
+          <w:sz w:val="22"/>
+        </w:rPr>
+        <w:t>방식 A (옵션은 CUBRID_BK_OPT, -D/-l 은 스크립트가 지정)</w:t>
+      </w:r>
+    </w:p>
+    <w:p>
+      <w:pPr>
+        <w:spacing w:after="0" w:before="0"/>
+        <w:ind w:left="288"/>
+        <w:shd w:val="clear" w:fill="F2F2F2"/>
+      </w:pPr>
+      <w:r>
+        <w:rPr>
+          <w:sz w:val="18"/>
+          <w:rFonts w:ascii="Consolas" w:hAnsi="Consolas"/>
+        </w:rPr>
+        <w:t>REMOTE_IP=&lt;BACKUP_IP&gt; REMOTE_PORT=9099 DB=&lt;DB&gt; LEVEL=0 TIMEOUT=60 \</w:t>
+      </w:r>
+    </w:p>
+    <w:p>
+      <w:pPr>
+        <w:spacing w:after="0" w:before="0"/>
+        <w:ind w:left="288"/>
+        <w:shd w:val="clear" w:fill="F2F2F2"/>
+      </w:pPr>
+      <w:r>
+        <w:rPr>
+          <w:sz w:val="18"/>
+          <w:rFonts w:ascii="Consolas" w:hAnsi="Consolas"/>
+        </w:rPr>
+        <w:t xml:space="preserve">  CUBRID_BK_OPT="-C --no-check -t 4 --sleep-msecs 5 -o backup_verbose.txt -r" \</w:t>
+      </w:r>
+    </w:p>
+    <w:p>
+      <w:pPr>
+        <w:spacing w:after="0" w:before="0"/>
+        <w:ind w:left="288"/>
+        <w:shd w:val="clear" w:fill="F2F2F2"/>
+      </w:pPr>
+      <w:r>
+        <w:rPr>
+          <w:sz w:val="18"/>
+          <w:rFonts w:ascii="Consolas" w:hAnsi="Consolas"/>
+        </w:rPr>
+        <w:t xml:space="preserve">  bash remote_backupdb.sh</w:t>
+      </w:r>
+    </w:p>
+    <w:p>
+      <w:pPr>
+        <w:spacing w:before="80" w:after="20"/>
+      </w:pPr>
+      <w:r>
+        <w:rPr>
+          <w:rFonts w:ascii="맑은 고딕" w:hAnsi="맑은 고딕" w:eastAsia="맑은 고딕"/>
+          <w:b/>
+          <w:color w:val="1F4E79"/>
+          <w:sz w:val="22"/>
+        </w:rPr>
+        <w:t>방식 B (직접 실행)</w:t>
+      </w:r>
+    </w:p>
+    <w:p>
+      <w:pPr>
+        <w:spacing w:after="0" w:before="0"/>
+        <w:ind w:left="288"/>
+        <w:shd w:val="clear" w:fill="F2F2F2"/>
+      </w:pPr>
+      <w:r>
+        <w:rPr>
+          <w:sz w:val="18"/>
+          <w:rFonts w:ascii="Consolas" w:hAnsi="Consolas"/>
+        </w:rPr>
+        <w:t>cubrid backupdb -D $FIFO -l 0 -C --no-check -t 4 --sleep-msecs 5 \</w:t>
+      </w:r>
+    </w:p>
+    <w:p>
+      <w:pPr>
+        <w:spacing w:after="0" w:before="0"/>
+        <w:ind w:left="288"/>
+        <w:shd w:val="clear" w:fill="F2F2F2"/>
+      </w:pPr>
+      <w:r>
+        <w:rPr>
+          <w:sz w:val="18"/>
+          <w:rFonts w:ascii="Consolas" w:hAnsi="Consolas"/>
+        </w:rPr>
+        <w:t xml:space="preserve">  -o nhidb_backup_verbose.txt -r &lt;DB&gt;</w:t>
+      </w:r>
+    </w:p>
+    <w:p>
+      <w:r>
+        <w:rPr>
+          <w:rFonts w:ascii="맑은 고딕" w:hAnsi="맑은 고딕" w:eastAsia="맑은 고딕"/>
+          <w:b w:val="0"/>
+          <w:color w:val="595959"/>
+          <w:sz w:val="19"/>
+        </w:rPr>
+        <w:t>주의: 운영 중(온라인)은 -S 대신 -C(기본). --no-compress 는 방식 A 스풀/전송량이 원본 크기로 커짐. -r 은 원본 로그 아카이브 삭제라 복구정책 고려해 신중히. -k 는 TDE 환경 전용.</w:t>
+      </w:r>
+    </w:p>
+    <w:p>
+      <w:pPr>
         <w:spacing w:before="160"/>
         <w:pBdr>
           <w:bottom w:val="single" w:sz="6" w:space="3" w:color="1F4E79"/>

--- a/원격백업_사용자매뉴얼.docx
+++ b/원격백업_사용자매뉴얼.docx
@@ -2509,13 +2509,23 @@
                 <w:rFonts w:ascii="맑은 고딕" w:hAnsi="맑은 고딕" w:eastAsia="맑은 고딕"/>
                 <w:sz w:val="17"/>
               </w:rPr>
-              <w:t>TDE 사용 시</w:t>
+              <w:t>사용 불가(FIFO 대상 거부)</w:t>
             </w:r>
           </w:p>
         </w:tc>
       </w:tr>
     </w:tbl>
     <w:p/>
+    <w:p>
+      <w:r>
+        <w:rPr>
+          <w:rFonts w:ascii="맑은 고딕" w:hAnsi="맑은 고딕" w:eastAsia="맑은 고딕"/>
+          <w:b w:val="0"/>
+          <w:sz w:val="19"/>
+        </w:rPr>
+        <w:t>검증(2026-07-23, 스크래치 DB 파이프 백업): -l 0/1, -C, -S(정지 시), --no-check, -t, --no-compress, --sleep-msecs, -r, -o 는 rc=0 사용 가능. -k(separate-keys)만 사용 불가 - CUBRID가 "Cannot use FIFO file as the destination-path with separate-key" 로 거부.</w:t>
+      </w:r>
+    </w:p>
     <w:p>
       <w:pPr>
         <w:spacing w:before="80" w:after="20"/>
@@ -2527,7 +2537,7 @@
           <w:color w:val="1F4E79"/>
           <w:sz w:val="22"/>
         </w:rPr>
-        <w:t>방식 A (옵션은 CUBRID_BK_OPT, -D/-l 은 스크립트가 지정)</w:t>
+        <w:t>방식 A (사용 가능한 옵션 모두, -k 제외 / 옵션은 CUBRID_BK_OPT, -D/-l 은 스크립트가 지정)</w:t>
       </w:r>
     </w:p>
     <w:p>
@@ -2555,7 +2565,7 @@
           <w:sz w:val="18"/>
           <w:rFonts w:ascii="Consolas" w:hAnsi="Consolas"/>
         </w:rPr>
-        <w:t xml:space="preserve">  CUBRID_BK_OPT="-C --no-check -t 4 --sleep-msecs 5 -o backup_verbose.txt -r" \</w:t>
+        <w:t xml:space="preserve">  CUBRID_BK_OPT="-C --no-check -t 4 --no-compress --sleep-msecs 5 -o backup_verbose.txt -r" \</w:t>
       </w:r>
     </w:p>
     <w:p>
@@ -2597,7 +2607,7 @@
           <w:sz w:val="18"/>
           <w:rFonts w:ascii="Consolas" w:hAnsi="Consolas"/>
         </w:rPr>
-        <w:t>cubrid backupdb -D $FIFO -l 0 -C --no-check -t 4 --sleep-msecs 5 \</w:t>
+        <w:t>cubrid backupdb -D $FIFO -l 0 -C --no-check -t 4 --no-compress --sleep-msecs 5 \</w:t>
       </w:r>
     </w:p>
     <w:p>
@@ -2622,7 +2632,7 @@
           <w:color w:val="595959"/>
           <w:sz w:val="19"/>
         </w:rPr>
-        <w:t>주의: 운영 중(온라인)은 -S 대신 -C(기본). --no-compress 는 방식 A 스풀/전송량이 원본 크기로 커짐. -r 은 원본 로그 아카이브 삭제라 복구정책 고려해 신중히. -k 는 TDE 환경 전용.</w:t>
+        <w:t>주의: 운영 중(온라인)은 -S 대신 -C(기본). --no-compress 는 방식 A 스풀/전송량이 원본 크기로 커짐(압축 기본 권장). -r 은 원본 로그 아카이브 삭제라 복구정책 고려해 신중히. -k 는 파이프 대상 사용 불가(TDE 키 분리가 필요하면 로컬 디렉터리 백업 후 전송).</w:t>
       </w:r>
     </w:p>
     <w:p>

--- a/원격백업_사용자매뉴얼.docx
+++ b/원격백업_사용자매뉴얼.docx
@@ -1202,7 +1202,7 @@
           <w:rFonts w:ascii="맑은 고딕" w:hAnsi="맑은 고딕" w:eastAsia="맑은 고딕"/>
           <w:sz w:val="21"/>
         </w:rPr>
-        <w:t>디스크: 방식 A 는 송신측에 백업 크기만큼 스풀 공간 필요. 방식 B 는 거의 불필요.</w:t>
+        <w:t>디스크: 방식 A 는 송신측 스풀에 최대 SPOOL_MAX(기본 2G) 공간 필요(초과 시 백업 종료). 방식 B 는 거의 불필요.</w:t>
       </w:r>
     </w:p>
     <w:p>
@@ -1578,7 +1578,7 @@
                 <w:rFonts w:ascii="맑은 고딕" w:hAnsi="맑은 고딕" w:eastAsia="맑은 고딕"/>
                 <w:sz w:val="17"/>
               </w:rPr>
-              <w:t>작업폴더/spool_&lt;DB&gt;</w:t>
+              <w:t>작업폴더/spool_&lt;DB&gt;_&lt;시각&gt;</w:t>
             </w:r>
           </w:p>
         </w:tc>
@@ -1593,7 +1593,54 @@
                 <w:rFonts w:ascii="맑은 고딕" w:hAnsi="맑은 고딕" w:eastAsia="맑은 고딕"/>
                 <w:sz w:val="17"/>
               </w:rPr>
-              <w:t>로컬 스풀 파일(백업 크기만큼 공간 필요)</w:t>
+              <w:t>로컬 스풀(링 버퍼) 파일. FIFO/스풀은 실행 시각 suffix 로 유니크 생성</w:t>
+            </w:r>
+          </w:p>
+        </w:tc>
+      </w:tr>
+      <w:tr>
+        <w:tc>
+          <w:tcPr>
+            <w:tcW w:type="dxa" w:w="2304"/>
+          </w:tcPr>
+          <w:p>
+            <w:r/>
+            <w:r>
+              <w:rPr>
+                <w:rFonts w:ascii="맑은 고딕" w:hAnsi="맑은 고딕" w:eastAsia="맑은 고딕"/>
+                <w:sz w:val="17"/>
+              </w:rPr>
+              <w:t>SPOOL_MAX</w:t>
+            </w:r>
+          </w:p>
+        </w:tc>
+        <w:tc>
+          <w:tcPr>
+            <w:tcW w:type="dxa" w:w="3024"/>
+          </w:tcPr>
+          <w:p>
+            <w:r/>
+            <w:r>
+              <w:rPr>
+                <w:rFonts w:ascii="맑은 고딕" w:hAnsi="맑은 고딕" w:eastAsia="맑은 고딕"/>
+                <w:sz w:val="17"/>
+              </w:rPr>
+              <w:t>2G</w:t>
+            </w:r>
+          </w:p>
+        </w:tc>
+        <w:tc>
+          <w:tcPr>
+            <w:tcW w:type="dxa" w:w="4464"/>
+          </w:tcPr>
+          <w:p>
+            <w:r/>
+            <w:r>
+              <w:rPr>
+                <w:rFonts w:ascii="맑은 고딕" w:hAnsi="맑은 고딕" w:eastAsia="맑은 고딕"/>
+                <w:sz w:val="17"/>
+              </w:rPr>
+              <w:t>로컬 스풀 최대 크기(2G/512M/바이트). 미전송분이 초과하면 오류 남기고 백업 종료(반환 3)</w:t>
             </w:r>
           </w:p>
         </w:tc>
@@ -1746,6 +1793,18 @@
     </w:p>
     <w:p>
       <w:pPr>
+        <w:pStyle w:val="ListBullet"/>
+      </w:pPr>
+      <w:r>
+        <w:rPr>
+          <w:rFonts w:ascii="맑은 고딕" w:hAnsi="맑은 고딕" w:eastAsia="맑은 고딕"/>
+          <w:sz w:val="21"/>
+        </w:rPr>
+        <w:t>스풀은 크기 SPOOL_MAX(기본 2G)의 링 버퍼로 이미 전송된 구간을 재사용 -&gt; 로컬 디스크 사용이 SPOOL_MAX 를 절대 넘지 않음. 원격 전송이 backupdb 생성 속도를 못 따라가 미전송분이 SPOOL_MAX 초과 시 오류 남기고 종료(반환 3).</w:t>
+      </w:r>
+    </w:p>
+    <w:p>
+      <w:pPr>
         <w:spacing w:before="100"/>
       </w:pPr>
       <w:r>
@@ -1867,6 +1926,38 @@
                 <w:sz w:val="17"/>
               </w:rPr>
               <w:t>백업 장비 무응답 -&gt; backupdb 정지(조건2)</w:t>
+            </w:r>
+          </w:p>
+        </w:tc>
+      </w:tr>
+      <w:tr>
+        <w:tc>
+          <w:tcPr>
+            <w:tcW w:type="dxa" w:w="1440"/>
+          </w:tcPr>
+          <w:p>
+            <w:r/>
+            <w:r>
+              <w:rPr>
+                <w:rFonts w:ascii="맑은 고딕" w:hAnsi="맑은 고딕" w:eastAsia="맑은 고딕"/>
+                <w:sz w:val="17"/>
+              </w:rPr>
+              <w:t>3</w:t>
+            </w:r>
+          </w:p>
+        </w:tc>
+        <w:tc>
+          <w:tcPr>
+            <w:tcW w:type="dxa" w:w="8064"/>
+          </w:tcPr>
+          <w:p>
+            <w:r/>
+            <w:r>
+              <w:rPr>
+                <w:rFonts w:ascii="맑은 고딕" w:hAnsi="맑은 고딕" w:eastAsia="맑은 고딕"/>
+                <w:sz w:val="17"/>
+              </w:rPr>
+              <w:t>로컬 스풀 최대 크기(SPOOL_MAX) 초과 -&gt; backupdb 정지</w:t>
             </w:r>
           </w:p>
         </w:tc>
@@ -3785,7 +3876,7 @@
           <w:color w:val="595959"/>
           <w:sz w:val="19"/>
         </w:rPr>
-        <w:t>주의: 방식 A 는 (1)백업 서버에서 리스너 실행, (2)전송용 TCP 포트 개방, (3)송신측 로컬 스풀 공간(백업 크기만큼)이 필요하다.</w:t>
+        <w:t>주의: 방식 A 는 (1)백업 서버에서 리스너 실행, (2)전송용 TCP 포트 개방, (3)송신측 로컬 스풀 공간(최대 SPOOL_MAX, 기본 2G)이 필요하다.</w:t>
       </w:r>
     </w:p>
     <w:p>
@@ -4190,7 +4281,7 @@
                 <w:rFonts w:ascii="맑은 고딕" w:hAnsi="맑은 고딕" w:eastAsia="맑은 고딕"/>
                 <w:sz w:val="17"/>
               </w:rPr>
-              <w:t>스풀 공간 부족(방식A)</w:t>
+              <w:t>스풀 최대 크기 초과(방식A, rc=3)</w:t>
             </w:r>
           </w:p>
         </w:tc>
@@ -4205,7 +4296,7 @@
                 <w:rFonts w:ascii="맑은 고딕" w:hAnsi="맑은 고딕" w:eastAsia="맑은 고딕"/>
                 <w:sz w:val="17"/>
               </w:rPr>
-              <w:t>SPOOL 디스크 여유 확보 또는 방식 B 사용</w:t>
+              <w:t>SPOOL_MAX 상향 또는 망/전송 속도 점검, backupdb --sleep-msecs 로 생성 속도 조절</w:t>
             </w:r>
           </w:p>
         </w:tc>
@@ -4314,7 +4405,7 @@
           <w:rFonts w:ascii="맑은 고딕" w:hAnsi="맑은 고딕" w:eastAsia="맑은 고딕"/>
           <w:sz w:val="21"/>
         </w:rPr>
-        <w:t>방식 A 는 송신측 로컬 스풀 공간이 백업 크기만큼 필요하다.</w:t>
+        <w:t>방식 A 스풀은 최대 SPOOL_MAX(기본 2G) 링 버퍼이며, 미전송분이 초과하면 오류 남기고 백업을 종료한다(rc=3).</w:t>
       </w:r>
     </w:p>
     <w:p>

--- a/원격백업_사용자매뉴얼.docx
+++ b/원격백업_사용자매뉴얼.docx
@@ -2728,6 +2728,179 @@
     </w:p>
     <w:p>
       <w:pPr>
+        <w:spacing w:before="100"/>
+      </w:pPr>
+      <w:r>
+        <w:rPr>
+          <w:rFonts w:ascii="맑은 고딕" w:hAnsi="맑은 고딕" w:eastAsia="맑은 고딕"/>
+          <w:b/>
+          <w:color w:val="2E5A88"/>
+          <w:sz w:val="23"/>
+        </w:rPr>
+        <w:t>5.5 SPOOL_MAX - 로컬 스풀 최대 크기 (중요)</w:t>
+      </w:r>
+    </w:p>
+    <w:p>
+      <w:r>
+        <w:rPr>
+          <w:rFonts w:ascii="맑은 고딕" w:hAnsi="맑은 고딕" w:eastAsia="맑은 고딕"/>
+          <w:b w:val="0"/>
+          <w:sz w:val="21"/>
+        </w:rPr>
+        <w:t>방식 A는 백업 스트림을 로컬 스풀(링 버퍼)에 담아 원격으로 보낸다. SPOOL_MAX 는 이 스풀의 로컬 디스크 최대 크기이며, 기본 2G이고 환경(백업 크기/디스크 여유/망 속도)에 맞게 조정한다. 로컬 사용량은 SPOOL_MAX 를 절대 넘지 않으며, 원격 전송이 backupdb 생성 속도를 못 따라가 미전송분이 초과하면 오류 로그 후 백업 종료(반환 3).</w:t>
+      </w:r>
+    </w:p>
+    <w:p>
+      <w:pPr>
+        <w:pStyle w:val="ListBullet"/>
+      </w:pPr>
+      <w:r>
+        <w:rPr>
+          <w:rFonts w:ascii="맑은 고딕" w:hAnsi="맑은 고딕" w:eastAsia="맑은 고딕"/>
+          <w:sz w:val="21"/>
+        </w:rPr>
+        <w:t>표기: 2G, 512M, 1024K, 또는 바이트 숫자. 미지정 시 2G. 최소 4MB.</w:t>
+      </w:r>
+    </w:p>
+    <w:p>
+      <w:pPr>
+        <w:spacing w:before="80" w:after="20"/>
+      </w:pPr>
+      <w:r>
+        <w:rPr>
+          <w:rFonts w:ascii="맑은 고딕" w:hAnsi="맑은 고딕" w:eastAsia="맑은 고딕"/>
+          <w:b/>
+          <w:color w:val="1F4E79"/>
+          <w:sz w:val="22"/>
+        </w:rPr>
+        <w:t>사용 예</w:t>
+      </w:r>
+    </w:p>
+    <w:p>
+      <w:pPr>
+        <w:spacing w:after="0" w:before="0"/>
+        <w:ind w:left="288"/>
+        <w:shd w:val="clear" w:fill="F2F2F2"/>
+      </w:pPr>
+      <w:r>
+        <w:rPr>
+          <w:sz w:val="18"/>
+          <w:rFonts w:ascii="Consolas" w:hAnsi="Consolas"/>
+        </w:rPr>
+        <w:t># 기본 2G</w:t>
+      </w:r>
+    </w:p>
+    <w:p>
+      <w:pPr>
+        <w:spacing w:after="0" w:before="0"/>
+        <w:ind w:left="288"/>
+        <w:shd w:val="clear" w:fill="F2F2F2"/>
+      </w:pPr>
+      <w:r>
+        <w:rPr>
+          <w:sz w:val="18"/>
+          <w:rFonts w:ascii="Consolas" w:hAnsi="Consolas"/>
+        </w:rPr>
+        <w:t>REMOTE_IP=&lt;IP&gt; REMOTE_PORT=9099 DB=&lt;DB&gt; LEVEL=0 bash remote_backupdb.sh</w:t>
+      </w:r>
+    </w:p>
+    <w:p>
+      <w:pPr>
+        <w:spacing w:after="0" w:before="0"/>
+        <w:ind w:left="288"/>
+        <w:shd w:val="clear" w:fill="F2F2F2"/>
+      </w:pPr>
+      <w:r>
+        <w:rPr>
+          <w:sz w:val="18"/>
+          <w:rFonts w:ascii="Consolas" w:hAnsi="Consolas"/>
+        </w:rPr>
+        <w:t># 크게 (대용량/느린 망 대비)</w:t>
+      </w:r>
+    </w:p>
+    <w:p>
+      <w:pPr>
+        <w:spacing w:after="0" w:before="0"/>
+        <w:ind w:left="288"/>
+        <w:shd w:val="clear" w:fill="F2F2F2"/>
+      </w:pPr>
+      <w:r>
+        <w:rPr>
+          <w:sz w:val="18"/>
+          <w:rFonts w:ascii="Consolas" w:hAnsi="Consolas"/>
+        </w:rPr>
+        <w:t>SPOOL_MAX=10G REMOTE_IP=&lt;IP&gt; REMOTE_PORT=9099 DB=&lt;DB&gt; LEVEL=0 bash remote_backupdb.sh</w:t>
+      </w:r>
+    </w:p>
+    <w:p>
+      <w:pPr>
+        <w:spacing w:after="0" w:before="0"/>
+        <w:ind w:left="288"/>
+        <w:shd w:val="clear" w:fill="F2F2F2"/>
+      </w:pPr>
+      <w:r>
+        <w:rPr>
+          <w:sz w:val="18"/>
+          <w:rFonts w:ascii="Consolas" w:hAnsi="Consolas"/>
+        </w:rPr>
+        <w:t># 작게 (로컬 디스크가 빠듯할 때)</w:t>
+      </w:r>
+    </w:p>
+    <w:p>
+      <w:pPr>
+        <w:spacing w:after="0" w:before="0"/>
+        <w:ind w:left="288"/>
+        <w:shd w:val="clear" w:fill="F2F2F2"/>
+      </w:pPr>
+      <w:r>
+        <w:rPr>
+          <w:sz w:val="18"/>
+          <w:rFonts w:ascii="Consolas" w:hAnsi="Consolas"/>
+        </w:rPr>
+        <w:t>SPOOL_MAX=512M REMOTE_IP=&lt;IP&gt; REMOTE_PORT=9099 DB=&lt;DB&gt; LEVEL=0 bash remote_backupdb.sh</w:t>
+      </w:r>
+    </w:p>
+    <w:p>
+      <w:pPr>
+        <w:spacing w:after="0" w:before="0"/>
+        <w:ind w:left="288"/>
+        <w:shd w:val="clear" w:fill="F2F2F2"/>
+      </w:pPr>
+      <w:r>
+        <w:rPr>
+          <w:sz w:val="18"/>
+          <w:rFonts w:ascii="Consolas" w:hAnsi="Consolas"/>
+        </w:rPr>
+        <w:t># 원스텝 래퍼에도 그대로 전달</w:t>
+      </w:r>
+    </w:p>
+    <w:p>
+      <w:pPr>
+        <w:spacing w:after="0" w:before="0"/>
+        <w:ind w:left="288"/>
+        <w:shd w:val="clear" w:fill="F2F2F2"/>
+      </w:pPr>
+      <w:r>
+        <w:rPr>
+          <w:sz w:val="18"/>
+          <w:rFonts w:ascii="Consolas" w:hAnsi="Consolas"/>
+        </w:rPr>
+        <w:t>SPOOL_MAX=5G bash run_nhidb_A.sh</w:t>
+      </w:r>
+    </w:p>
+    <w:p>
+      <w:r>
+        <w:rPr>
+          <w:rFonts w:ascii="맑은 고딕" w:hAnsi="맑은 고딕" w:eastAsia="맑은 고딕"/>
+          <w:b w:val="0"/>
+          <w:color w:val="595959"/>
+          <w:sz w:val="19"/>
+        </w:rPr>
+        <w:t>초과로 종료되면(rc=3) SPOOL_MAX 상향 또는 망/전송 속도 점검, backupdb --sleep-msecs 로 생성 속도 조절. 실측(2026-07-23): nhidb 약 35GB 를 SPOOL_MAX=2G 로 완주(스풀 파일 최대 2G 유지, rc=0).</w:t>
+      </w:r>
+    </w:p>
+    <w:p>
+      <w:pPr>
         <w:spacing w:before="160"/>
         <w:pBdr>
           <w:bottom w:val="single" w:sz="6" w:space="3" w:color="1F4E79"/>
